--- a/ApêndiceC-Análise/4 -VisãoComportamental/PID-Gestão-Usuários.docx
+++ b/ApêndiceC-Análise/4 -VisãoComportamental/PID-Gestão-Usuários.docx
@@ -295,6 +295,14 @@
           <w:szCs w:val="24"/>
         </w:rPr>
         <w:t xml:space="preserve">Módulo: </w:t>
+      </w:r>
+      <w:r>
+        <w:rPr>
+          <w:rFonts w:ascii="Times New Roman" w:eastAsia="Times New Roman" w:hAnsi="Times New Roman" w:cs="Times New Roman"/>
+          <w:sz w:val="24"/>
+          <w:szCs w:val="24"/>
+        </w:rPr>
+        <w:t>Gestão de Pets</w:t>
       </w:r>
     </w:p>
     <w:tbl>

--- a/ApêndiceC-Análise/4 -VisãoComportamental/PID-Gestão-Usuários.docx
+++ b/ApêndiceC-Análise/4 -VisãoComportamental/PID-Gestão-Usuários.docx
@@ -166,6 +166,7 @@
                 <w:szCs w:val="24"/>
               </w:rPr>
             </w:pPr>
+            <w:proofErr w:type="spellStart"/>
             <w:r>
               <w:rPr>
                 <w:rFonts w:ascii="Times New Roman" w:hAnsi="Times New Roman" w:cs="Times New Roman"/>
@@ -174,6 +175,7 @@
               </w:rPr>
               <w:t>PetLink</w:t>
             </w:r>
+            <w:proofErr w:type="spellEnd"/>
           </w:p>
         </w:tc>
       </w:tr>
@@ -286,6 +288,7 @@
           <w:rFonts w:ascii="Times New Roman" w:eastAsia="Times New Roman" w:hAnsi="Times New Roman" w:cs="Times New Roman"/>
           <w:sz w:val="24"/>
           <w:szCs w:val="24"/>
+          <w:lang w:val="en-US"/>
         </w:rPr>
       </w:pPr>
       <w:r>
@@ -302,7 +305,7 @@
           <w:sz w:val="24"/>
           <w:szCs w:val="24"/>
         </w:rPr>
-        <w:t>Gestão de Pets</w:t>
+        <w:t>Gestão de Usuário</w:t>
       </w:r>
     </w:p>
     <w:tbl>
@@ -2298,6 +2301,7 @@
   <w:style w:type="character" w:default="1" w:styleId="Fontepargpadro">
     <w:name w:val="Default Paragraph Font"/>
     <w:uiPriority w:val="1"/>
+    <w:semiHidden/>
     <w:unhideWhenUsed/>
   </w:style>
   <w:style w:type="table" w:default="1" w:styleId="Tabelanormal">
